--- a/SQA Keywords.docx
+++ b/SQA Keywords.docx
@@ -12,19 +12,7 @@
         <w:rPr>
           <w:rFonts w:asciiTheme="majorBidi" w:hAnsiTheme="majorBidi" w:cstheme="majorBidi"/>
         </w:rPr>
-        <w:t xml:space="preserve">SQA Key Words &amp; </w:t>
-      </w:r>
-      <w:r>
-        <w:rPr>
-          <w:rFonts w:asciiTheme="majorBidi" w:hAnsiTheme="majorBidi" w:cstheme="majorBidi"/>
-        </w:rPr>
-        <w:t>Terminolog</w:t>
-      </w:r>
-      <w:r>
-        <w:rPr>
-          <w:rFonts w:asciiTheme="majorBidi" w:hAnsiTheme="majorBidi" w:cstheme="majorBidi"/>
-        </w:rPr>
-        <w:t>ies</w:t>
+        <w:t>SQA Key Words &amp; Terminologies</w:t>
       </w:r>
     </w:p>
     <w:tbl>
@@ -35,8 +23,8 @@
       </w:tblPr>
       <w:tblGrid>
         <w:gridCol w:w="797"/>
-        <w:gridCol w:w="2337"/>
-        <w:gridCol w:w="7104"/>
+        <w:gridCol w:w="2033"/>
+        <w:gridCol w:w="7408"/>
       </w:tblGrid>
       <w:tr>
         <w:trPr>
@@ -72,7 +60,7 @@
         </w:tc>
         <w:tc>
           <w:tcPr>
-            <w:tcW w:w="2337" w:type="dxa"/>
+            <w:tcW w:w="2033" w:type="dxa"/>
             <w:vAlign w:val="center"/>
           </w:tcPr>
           <w:p>
@@ -100,7 +88,7 @@
         </w:tc>
         <w:tc>
           <w:tcPr>
-            <w:tcW w:w="7104" w:type="dxa"/>
+            <w:tcW w:w="7408" w:type="dxa"/>
             <w:vAlign w:val="center"/>
           </w:tcPr>
           <w:p>
@@ -152,7 +140,7 @@
         </w:tc>
         <w:tc>
           <w:tcPr>
-            <w:tcW w:w="2337" w:type="dxa"/>
+            <w:tcW w:w="2033" w:type="dxa"/>
             <w:vAlign w:val="center"/>
           </w:tcPr>
           <w:p>
@@ -172,7 +160,7 @@
         </w:tc>
         <w:tc>
           <w:tcPr>
-            <w:tcW w:w="7104" w:type="dxa"/>
+            <w:tcW w:w="7408" w:type="dxa"/>
             <w:vAlign w:val="center"/>
           </w:tcPr>
           <w:p>
@@ -182,6 +170,7 @@
                 <w:rFonts w:asciiTheme="majorBidi" w:hAnsiTheme="majorBidi" w:cstheme="majorBidi"/>
                 <w:b/>
                 <w:bCs/>
+                <w:color w:val="4472C4" w:themeColor="accent1"/>
               </w:rPr>
             </w:pPr>
             <w:r>
@@ -189,6 +178,7 @@
                 <w:rFonts w:asciiTheme="majorBidi" w:hAnsiTheme="majorBidi" w:cstheme="majorBidi"/>
                 <w:b/>
                 <w:bCs/>
+                <w:color w:val="4472C4" w:themeColor="accent1"/>
               </w:rPr>
               <w:t>Software Quality Assurance</w:t>
             </w:r>
@@ -234,7 +224,7 @@
         </w:tc>
         <w:tc>
           <w:tcPr>
-            <w:tcW w:w="2337" w:type="dxa"/>
+            <w:tcW w:w="2033" w:type="dxa"/>
             <w:vAlign w:val="center"/>
           </w:tcPr>
           <w:p>
@@ -254,7 +244,7 @@
         </w:tc>
         <w:tc>
           <w:tcPr>
-            <w:tcW w:w="7104" w:type="dxa"/>
+            <w:tcW w:w="7408" w:type="dxa"/>
             <w:vAlign w:val="center"/>
           </w:tcPr>
           <w:p>
@@ -271,6 +261,7 @@
                 <w:rFonts w:asciiTheme="majorBidi" w:hAnsiTheme="majorBidi" w:cstheme="majorBidi"/>
                 <w:b/>
                 <w:bCs/>
+                <w:color w:val="4472C4" w:themeColor="accent1"/>
               </w:rPr>
               <w:t>Software Development Life Cycle</w:t>
             </w:r>
@@ -316,7 +307,7 @@
         </w:tc>
         <w:tc>
           <w:tcPr>
-            <w:tcW w:w="2337" w:type="dxa"/>
+            <w:tcW w:w="2033" w:type="dxa"/>
             <w:vAlign w:val="center"/>
           </w:tcPr>
           <w:p>
@@ -336,7 +327,7 @@
         </w:tc>
         <w:tc>
           <w:tcPr>
-            <w:tcW w:w="7104" w:type="dxa"/>
+            <w:tcW w:w="7408" w:type="dxa"/>
             <w:vAlign w:val="center"/>
           </w:tcPr>
           <w:p>
@@ -346,6 +337,7 @@
                 <w:rFonts w:asciiTheme="majorBidi" w:hAnsiTheme="majorBidi" w:cstheme="majorBidi"/>
                 <w:b/>
                 <w:bCs/>
+                <w:color w:val="4472C4" w:themeColor="accent1"/>
               </w:rPr>
             </w:pPr>
             <w:r>
@@ -353,6 +345,7 @@
                 <w:rFonts w:asciiTheme="majorBidi" w:hAnsiTheme="majorBidi" w:cstheme="majorBidi"/>
                 <w:b/>
                 <w:bCs/>
+                <w:color w:val="4472C4" w:themeColor="accent1"/>
               </w:rPr>
               <w:t>Software testing Life Cycle</w:t>
             </w:r>
@@ -404,7 +397,7 @@
         </w:tc>
         <w:tc>
           <w:tcPr>
-            <w:tcW w:w="2337" w:type="dxa"/>
+            <w:tcW w:w="2033" w:type="dxa"/>
             <w:vAlign w:val="center"/>
           </w:tcPr>
           <w:p>
@@ -424,7 +417,7 @@
         </w:tc>
         <w:tc>
           <w:tcPr>
-            <w:tcW w:w="7104" w:type="dxa"/>
+            <w:tcW w:w="7408" w:type="dxa"/>
             <w:vAlign w:val="center"/>
           </w:tcPr>
           <w:p>
@@ -434,6 +427,7 @@
                 <w:rFonts w:asciiTheme="majorBidi" w:hAnsiTheme="majorBidi" w:cstheme="majorBidi"/>
                 <w:b/>
                 <w:bCs/>
+                <w:color w:val="4472C4" w:themeColor="accent1"/>
               </w:rPr>
             </w:pPr>
             <w:r>
@@ -441,6 +435,7 @@
                 <w:rFonts w:asciiTheme="majorBidi" w:hAnsiTheme="majorBidi" w:cstheme="majorBidi"/>
                 <w:b/>
                 <w:bCs/>
+                <w:color w:val="4472C4" w:themeColor="accent1"/>
               </w:rPr>
               <w:t>Business Requirement Document</w:t>
             </w:r>
@@ -522,7 +517,7 @@
         </w:tc>
         <w:tc>
           <w:tcPr>
-            <w:tcW w:w="2337" w:type="dxa"/>
+            <w:tcW w:w="2033" w:type="dxa"/>
             <w:vAlign w:val="center"/>
           </w:tcPr>
           <w:p>
@@ -542,7 +537,7 @@
         </w:tc>
         <w:tc>
           <w:tcPr>
-            <w:tcW w:w="7104" w:type="dxa"/>
+            <w:tcW w:w="7408" w:type="dxa"/>
             <w:vAlign w:val="center"/>
           </w:tcPr>
           <w:p>
@@ -552,6 +547,7 @@
                 <w:rFonts w:asciiTheme="majorBidi" w:hAnsiTheme="majorBidi" w:cstheme="majorBidi"/>
                 <w:b/>
                 <w:bCs/>
+                <w:color w:val="4472C4" w:themeColor="accent1"/>
               </w:rPr>
             </w:pPr>
             <w:r>
@@ -559,6 +555,7 @@
                 <w:rFonts w:asciiTheme="majorBidi" w:hAnsiTheme="majorBidi" w:cstheme="majorBidi"/>
                 <w:b/>
                 <w:bCs/>
+                <w:color w:val="4472C4" w:themeColor="accent1"/>
               </w:rPr>
               <w:t>Functional Requirement Document</w:t>
             </w:r>
@@ -634,7 +631,7 @@
         </w:tc>
         <w:tc>
           <w:tcPr>
-            <w:tcW w:w="2337" w:type="dxa"/>
+            <w:tcW w:w="2033" w:type="dxa"/>
             <w:vAlign w:val="center"/>
           </w:tcPr>
           <w:p>
@@ -654,7 +651,7 @@
         </w:tc>
         <w:tc>
           <w:tcPr>
-            <w:tcW w:w="7104" w:type="dxa"/>
+            <w:tcW w:w="7408" w:type="dxa"/>
             <w:vAlign w:val="center"/>
           </w:tcPr>
           <w:p>
@@ -664,6 +661,7 @@
                 <w:rFonts w:asciiTheme="majorBidi" w:hAnsiTheme="majorBidi" w:cstheme="majorBidi"/>
                 <w:b/>
                 <w:bCs/>
+                <w:color w:val="4472C4" w:themeColor="accent1"/>
               </w:rPr>
             </w:pPr>
             <w:r>
@@ -671,6 +669,7 @@
                 <w:rFonts w:asciiTheme="majorBidi" w:hAnsiTheme="majorBidi" w:cstheme="majorBidi"/>
                 <w:b/>
                 <w:bCs/>
+                <w:color w:val="4472C4" w:themeColor="accent1"/>
               </w:rPr>
               <w:t>Software Requirement Specification</w:t>
             </w:r>
@@ -716,21 +715,149 @@
         </w:tc>
         <w:tc>
           <w:tcPr>
-            <w:tcW w:w="2337" w:type="dxa"/>
-            <w:vAlign w:val="center"/>
-          </w:tcPr>
-          <w:p>
-            <w:pPr>
-              <w:jc w:val="center"/>
-              <w:rPr>
-                <w:rFonts w:asciiTheme="majorBidi" w:hAnsiTheme="majorBidi" w:cstheme="majorBidi"/>
-              </w:rPr>
-            </w:pPr>
-          </w:p>
-        </w:tc>
-        <w:tc>
-          <w:tcPr>
-            <w:tcW w:w="7104" w:type="dxa"/>
+            <w:tcW w:w="2033" w:type="dxa"/>
+            <w:vAlign w:val="center"/>
+          </w:tcPr>
+          <w:p>
+            <w:pPr>
+              <w:jc w:val="center"/>
+              <w:rPr>
+                <w:rFonts w:asciiTheme="majorBidi" w:hAnsiTheme="majorBidi" w:cstheme="majorBidi"/>
+              </w:rPr>
+            </w:pPr>
+            <w:r>
+              <w:rPr>
+                <w:rFonts w:asciiTheme="majorBidi" w:hAnsiTheme="majorBidi" w:cstheme="majorBidi"/>
+              </w:rPr>
+              <w:t>RTM</w:t>
+            </w:r>
+          </w:p>
+        </w:tc>
+        <w:tc>
+          <w:tcPr>
+            <w:tcW w:w="7408" w:type="dxa"/>
+            <w:vAlign w:val="center"/>
+          </w:tcPr>
+          <w:p>
+            <w:pPr>
+              <w:jc w:val="center"/>
+              <w:rPr>
+                <w:rFonts w:asciiTheme="majorBidi" w:hAnsiTheme="majorBidi" w:cstheme="majorBidi"/>
+              </w:rPr>
+            </w:pPr>
+            <w:r>
+              <w:rPr>
+                <w:rFonts w:asciiTheme="majorBidi" w:hAnsiTheme="majorBidi" w:cstheme="majorBidi"/>
+              </w:rPr>
+              <w:t>Requirement Traceability Matric</w:t>
+            </w:r>
+          </w:p>
+        </w:tc>
+      </w:tr>
+      <w:tr>
+        <w:trPr>
+          <w:trHeight w:val="714"/>
+        </w:trPr>
+        <w:tc>
+          <w:tcPr>
+            <w:tcW w:w="797" w:type="dxa"/>
+            <w:vAlign w:val="center"/>
+          </w:tcPr>
+          <w:p>
+            <w:pPr>
+              <w:pStyle w:val="ListParagraph"/>
+              <w:numPr>
+                <w:ilvl w:val="0"/>
+                <w:numId w:val="3"/>
+              </w:numPr>
+              <w:jc w:val="center"/>
+              <w:rPr>
+                <w:rFonts w:asciiTheme="majorBidi" w:hAnsiTheme="majorBidi" w:cstheme="majorBidi"/>
+              </w:rPr>
+            </w:pPr>
+          </w:p>
+        </w:tc>
+        <w:tc>
+          <w:tcPr>
+            <w:tcW w:w="2033" w:type="dxa"/>
+            <w:vAlign w:val="center"/>
+          </w:tcPr>
+          <w:p>
+            <w:pPr>
+              <w:jc w:val="center"/>
+              <w:rPr>
+                <w:rFonts w:asciiTheme="majorBidi" w:hAnsiTheme="majorBidi" w:cstheme="majorBidi"/>
+              </w:rPr>
+            </w:pPr>
+            <w:r>
+              <w:rPr>
+                <w:rFonts w:asciiTheme="majorBidi" w:hAnsiTheme="majorBidi" w:cstheme="majorBidi"/>
+              </w:rPr>
+              <w:t>UAT</w:t>
+            </w:r>
+          </w:p>
+        </w:tc>
+        <w:tc>
+          <w:tcPr>
+            <w:tcW w:w="7408" w:type="dxa"/>
+            <w:vAlign w:val="center"/>
+          </w:tcPr>
+          <w:p>
+            <w:pPr>
+              <w:jc w:val="center"/>
+              <w:rPr>
+                <w:rFonts w:asciiTheme="majorBidi" w:hAnsiTheme="majorBidi" w:cstheme="majorBidi"/>
+              </w:rPr>
+            </w:pPr>
+            <w:r>
+              <w:rPr>
+                <w:rFonts w:asciiTheme="majorBidi" w:hAnsiTheme="majorBidi" w:cstheme="majorBidi"/>
+              </w:rPr>
+              <w:t>User Acceptance Testing</w:t>
+            </w:r>
+          </w:p>
+        </w:tc>
+      </w:tr>
+      <w:tr>
+        <w:trPr>
+          <w:trHeight w:val="714"/>
+        </w:trPr>
+        <w:tc>
+          <w:tcPr>
+            <w:tcW w:w="797" w:type="dxa"/>
+            <w:vAlign w:val="center"/>
+          </w:tcPr>
+          <w:p>
+            <w:pPr>
+              <w:pStyle w:val="ListParagraph"/>
+              <w:numPr>
+                <w:ilvl w:val="0"/>
+                <w:numId w:val="3"/>
+              </w:numPr>
+              <w:jc w:val="center"/>
+              <w:rPr>
+                <w:rFonts w:asciiTheme="majorBidi" w:hAnsiTheme="majorBidi" w:cstheme="majorBidi"/>
+              </w:rPr>
+            </w:pPr>
+          </w:p>
+        </w:tc>
+        <w:tc>
+          <w:tcPr>
+            <w:tcW w:w="2033" w:type="dxa"/>
+            <w:vAlign w:val="center"/>
+          </w:tcPr>
+          <w:p>
+            <w:pPr>
+              <w:jc w:val="center"/>
+              <w:rPr>
+                <w:rFonts w:asciiTheme="majorBidi" w:hAnsiTheme="majorBidi" w:cstheme="majorBidi"/>
+              </w:rPr>
+            </w:pPr>
+          </w:p>
+        </w:tc>
+        <w:tc>
+          <w:tcPr>
+            <w:tcW w:w="7408" w:type="dxa"/>
             <w:vAlign w:val="center"/>
           </w:tcPr>
           <w:p>
@@ -1646,6 +1773,7 @@
   <w:style w:type="character" w:default="1" w:styleId="DefaultParagraphFont">
     <w:name w:val="Default Paragraph Font"/>
     <w:uiPriority w:val="1"/>
+    <w:semiHidden/>
     <w:unhideWhenUsed/>
   </w:style>
   <w:style w:type="table" w:default="1" w:styleId="TableNormal">
